--- a/26.10.20 팀회의록.docx
+++ b/26.10.20 팀회의록.docx
@@ -785,13 +785,7 @@
         </w:tc>
       </w:tr>
     </w:tbl>
-    <w:p>
-      <w:pPr>
-        <w:rPr>
-          <w:rFonts w:hint="eastAsia"/>
-        </w:rPr>
-      </w:pPr>
-    </w:p>
+    <w:p/>
     <w:p>
       <w:r>
         <w:rPr>
@@ -858,11 +852,6 @@
             </w:r>
           </w:p>
           <w:p>
-            <w:pPr>
-              <w:rPr>
-                <w:rFonts w:hint="eastAsia"/>
-              </w:rPr>
-            </w:pPr>
             <w:r>
               <w:rPr>
                 <w:rFonts w:hint="eastAsia"/>
@@ -924,11 +913,6 @@
             </w:r>
           </w:p>
           <w:p>
-            <w:pPr>
-              <w:rPr>
-                <w:rFonts w:hint="eastAsia"/>
-              </w:rPr>
-            </w:pPr>
             <w:r>
               <w:rPr>
                 <w:rFonts w:hint="eastAsia"/>
@@ -937,11 +921,6 @@
             </w:r>
           </w:p>
           <w:p>
-            <w:pPr>
-              <w:rPr>
-                <w:rFonts w:hint="eastAsia"/>
-              </w:rPr>
-            </w:pPr>
             <w:r>
               <w:rPr>
                 <w:rFonts w:hint="eastAsia"/>
@@ -953,13 +932,7 @@
       </w:tr>
     </w:tbl>
     <w:p/>
-    <w:p>
-      <w:pPr>
-        <w:rPr>
-          <w:rFonts w:hint="eastAsia"/>
-        </w:rPr>
-      </w:pPr>
-    </w:p>
+    <w:p/>
     <w:tbl>
       <w:tblPr>
         <w:tblStyle w:val="ad"/>
@@ -983,9 +956,6 @@
           <w:p>
             <w:pPr>
               <w:jc w:val="center"/>
-              <w:rPr>
-                <w:rFonts w:hint="eastAsia"/>
-              </w:rPr>
             </w:pPr>
             <w:r>
               <w:rPr>
@@ -1007,9 +977,6 @@
           <w:p>
             <w:pPr>
               <w:jc w:val="center"/>
-              <w:rPr>
-                <w:rFonts w:hint="eastAsia"/>
-              </w:rPr>
             </w:pPr>
             <w:r>
               <w:rPr>
@@ -1027,9 +994,6 @@
           <w:p>
             <w:pPr>
               <w:jc w:val="center"/>
-              <w:rPr>
-                <w:rFonts w:hint="eastAsia"/>
-              </w:rPr>
             </w:pPr>
             <w:r>
               <w:rPr>
@@ -1047,9 +1011,6 @@
           <w:p>
             <w:pPr>
               <w:jc w:val="center"/>
-              <w:rPr>
-                <w:rFonts w:hint="eastAsia"/>
-              </w:rPr>
             </w:pPr>
             <w:r>
               <w:rPr>
@@ -1067,9 +1028,6 @@
           <w:p>
             <w:pPr>
               <w:jc w:val="center"/>
-              <w:rPr>
-                <w:rFonts w:hint="eastAsia"/>
-              </w:rPr>
             </w:pPr>
             <w:r>
               <w:rPr>
@@ -1090,9 +1048,6 @@
           <w:p>
             <w:pPr>
               <w:jc w:val="center"/>
-              <w:rPr>
-                <w:rFonts w:hint="eastAsia"/>
-              </w:rPr>
             </w:pPr>
           </w:p>
         </w:tc>
@@ -1104,9 +1059,6 @@
           <w:p>
             <w:pPr>
               <w:jc w:val="center"/>
-              <w:rPr>
-                <w:rFonts w:hint="eastAsia"/>
-              </w:rPr>
             </w:pPr>
             <w:r>
               <w:rPr>
@@ -1124,9 +1076,6 @@
           <w:p>
             <w:pPr>
               <w:jc w:val="center"/>
-              <w:rPr>
-                <w:rFonts w:hint="eastAsia"/>
-              </w:rPr>
             </w:pPr>
             <w:r>
               <w:rPr>
@@ -1144,9 +1093,6 @@
           <w:p>
             <w:pPr>
               <w:jc w:val="center"/>
-              <w:rPr>
-                <w:rFonts w:hint="eastAsia"/>
-              </w:rPr>
             </w:pPr>
             <w:r>
               <w:rPr>
@@ -1165,9 +1111,6 @@
           <w:p>
             <w:pPr>
               <w:jc w:val="center"/>
-              <w:rPr>
-                <w:rFonts w:hint="eastAsia"/>
-              </w:rPr>
             </w:pPr>
             <w:r>
               <w:rPr>
@@ -1184,7 +1127,6 @@
           <w:p>
             <w:pPr>
               <w:rPr>
-                <w:rFonts w:hint="eastAsia"/>
                 <w:sz w:val="20"/>
                 <w:szCs w:val="20"/>
               </w:rPr>
@@ -1206,49 +1148,37 @@
           <w:p>
             <w:pPr>
               <w:rPr>
-                <w:rFonts w:hint="eastAsia"/>
                 <w:sz w:val="20"/>
                 <w:szCs w:val="20"/>
               </w:rPr>
             </w:pPr>
-            <w:proofErr w:type="spellStart"/>
             <w:r>
               <w:rPr>
                 <w:rFonts w:hint="eastAsia"/>
                 <w:sz w:val="20"/>
                 <w:szCs w:val="20"/>
               </w:rPr>
-              <w:t>Pl</w:t>
-            </w:r>
-            <w:proofErr w:type="spellEnd"/>
-            <w:r>
-              <w:rPr>
-                <w:rFonts w:hint="eastAsia"/>
+              <w:t>Pl 조작, 접촉, 공격</w:t>
+            </w:r>
+          </w:p>
+        </w:tc>
+        <w:tc>
+          <w:tcPr>
+            <w:tcW w:w="2646" w:type="dxa"/>
+          </w:tcPr>
+          <w:p>
+            <w:pPr>
+              <w:rPr>
                 <w:sz w:val="20"/>
                 <w:szCs w:val="20"/>
               </w:rPr>
-              <w:t xml:space="preserve"> 조작, 접촉, 공격</w:t>
-            </w:r>
-          </w:p>
-        </w:tc>
-        <w:tc>
-          <w:tcPr>
-            <w:tcW w:w="2646" w:type="dxa"/>
-          </w:tcPr>
-          <w:p>
-            <w:pPr>
+            </w:pPr>
+            <w:r>
               <w:rPr>
                 <w:rFonts w:hint="eastAsia"/>
                 <w:sz w:val="20"/>
                 <w:szCs w:val="20"/>
               </w:rPr>
-            </w:pPr>
-            <w:r>
-              <w:rPr>
-                <w:rFonts w:hint="eastAsia"/>
-                <w:sz w:val="20"/>
-                <w:szCs w:val="20"/>
-              </w:rPr>
               <w:t>게임흐름, 재시작, 씬 전환</w:t>
             </w:r>
           </w:p>
@@ -1262,9 +1192,6 @@
           <w:p>
             <w:pPr>
               <w:jc w:val="center"/>
-              <w:rPr>
-                <w:rFonts w:hint="eastAsia"/>
-              </w:rPr>
             </w:pPr>
             <w:r>
               <w:rPr>
@@ -1278,37 +1205,19 @@
           <w:tcPr>
             <w:tcW w:w="2646" w:type="dxa"/>
           </w:tcPr>
-          <w:p>
-            <w:pPr>
-              <w:rPr>
-                <w:rFonts w:hint="eastAsia"/>
-              </w:rPr>
-            </w:pPr>
-          </w:p>
+          <w:p/>
         </w:tc>
         <w:tc>
           <w:tcPr>
             <w:tcW w:w="2646" w:type="dxa"/>
           </w:tcPr>
-          <w:p>
-            <w:pPr>
-              <w:rPr>
-                <w:rFonts w:hint="eastAsia"/>
-              </w:rPr>
-            </w:pPr>
-          </w:p>
+          <w:p/>
         </w:tc>
         <w:tc>
           <w:tcPr>
             <w:tcW w:w="2646" w:type="dxa"/>
           </w:tcPr>
-          <w:p>
-            <w:pPr>
-              <w:rPr>
-                <w:rFonts w:hint="eastAsia"/>
-              </w:rPr>
-            </w:pPr>
-          </w:p>
+          <w:p/>
         </w:tc>
       </w:tr>
       <w:tr>
@@ -1319,9 +1228,6 @@
           <w:p>
             <w:pPr>
               <w:jc w:val="center"/>
-              <w:rPr>
-                <w:rFonts w:hint="eastAsia"/>
-              </w:rPr>
             </w:pPr>
             <w:r>
               <w:rPr>
@@ -1335,37 +1241,19 @@
           <w:tcPr>
             <w:tcW w:w="2646" w:type="dxa"/>
           </w:tcPr>
-          <w:p>
-            <w:pPr>
-              <w:rPr>
-                <w:rFonts w:hint="eastAsia"/>
-              </w:rPr>
-            </w:pPr>
-          </w:p>
+          <w:p/>
         </w:tc>
         <w:tc>
           <w:tcPr>
             <w:tcW w:w="2646" w:type="dxa"/>
           </w:tcPr>
-          <w:p>
-            <w:pPr>
-              <w:rPr>
-                <w:rFonts w:hint="eastAsia"/>
-              </w:rPr>
-            </w:pPr>
-          </w:p>
+          <w:p/>
         </w:tc>
         <w:tc>
           <w:tcPr>
             <w:tcW w:w="2646" w:type="dxa"/>
           </w:tcPr>
-          <w:p>
-            <w:pPr>
-              <w:rPr>
-                <w:rFonts w:hint="eastAsia"/>
-              </w:rPr>
-            </w:pPr>
-          </w:p>
+          <w:p/>
         </w:tc>
       </w:tr>
       <w:tr>
@@ -1376,9 +1264,6 @@
           <w:p>
             <w:pPr>
               <w:jc w:val="center"/>
-              <w:rPr>
-                <w:rFonts w:hint="eastAsia"/>
-              </w:rPr>
             </w:pPr>
             <w:r>
               <w:rPr>
@@ -1392,53 +1277,24 @@
           <w:tcPr>
             <w:tcW w:w="2646" w:type="dxa"/>
           </w:tcPr>
-          <w:p>
-            <w:pPr>
-              <w:rPr>
-                <w:rFonts w:hint="eastAsia"/>
-              </w:rPr>
-            </w:pPr>
-          </w:p>
+          <w:p/>
         </w:tc>
         <w:tc>
           <w:tcPr>
             <w:tcW w:w="2646" w:type="dxa"/>
           </w:tcPr>
-          <w:p>
-            <w:pPr>
-              <w:rPr>
-                <w:rFonts w:hint="eastAsia"/>
-              </w:rPr>
-            </w:pPr>
-          </w:p>
+          <w:p/>
         </w:tc>
         <w:tc>
           <w:tcPr>
             <w:tcW w:w="2646" w:type="dxa"/>
           </w:tcPr>
-          <w:p>
-            <w:pPr>
-              <w:rPr>
-                <w:rFonts w:hint="eastAsia"/>
-              </w:rPr>
-            </w:pPr>
-          </w:p>
+          <w:p/>
         </w:tc>
       </w:tr>
     </w:tbl>
+    <w:p/>
     <w:p>
-      <w:pPr>
-        <w:rPr>
-          <w:rFonts w:hint="eastAsia"/>
-        </w:rPr>
-      </w:pPr>
-    </w:p>
-    <w:p>
-      <w:pPr>
-        <w:rPr>
-          <w:rFonts w:hint="eastAsia"/>
-        </w:rPr>
-      </w:pPr>
       <w:r>
         <w:rPr>
           <w:rFonts w:hint="eastAsia"/>
@@ -1528,7 +1384,6 @@
           <w:p>
             <w:pPr>
               <w:rPr>
-                <w:rFonts w:hint="eastAsia"/>
                 <w:b/>
                 <w:bCs/>
               </w:rPr>
@@ -1557,7 +1412,6 @@
           <w:p>
             <w:pPr>
               <w:rPr>
-                <w:rFonts w:hint="eastAsia"/>
                 <w:b/>
                 <w:bCs/>
               </w:rPr>
@@ -1584,7 +1438,6 @@
           <w:p>
             <w:pPr>
               <w:rPr>
-                <w:rFonts w:hint="eastAsia"/>
                 <w:b/>
                 <w:bCs/>
               </w:rPr>
@@ -1630,37 +1483,15 @@
               <w:rPr>
                 <w:rFonts w:hint="eastAsia"/>
               </w:rPr>
-              <w:t>구르기 (</w:t>
-            </w:r>
-            <w:proofErr w:type="spellStart"/>
-            <w:r>
-              <w:rPr>
-                <w:rFonts w:hint="eastAsia"/>
-              </w:rPr>
-              <w:t>대쉬</w:t>
-            </w:r>
-            <w:proofErr w:type="spellEnd"/>
-            <w:r>
-              <w:rPr>
-                <w:rFonts w:hint="eastAsia"/>
-              </w:rPr>
-              <w:t>)</w:t>
-            </w:r>
-          </w:p>
-          <w:p>
-            <w:proofErr w:type="spellStart"/>
-            <w:r>
-              <w:rPr>
-                <w:rFonts w:hint="eastAsia"/>
-              </w:rPr>
-              <w:t>패링</w:t>
-            </w:r>
-            <w:proofErr w:type="spellEnd"/>
-            <w:r>
-              <w:rPr>
-                <w:rFonts w:hint="eastAsia"/>
-              </w:rPr>
-              <w:t xml:space="preserve"> {* 추후 구현}</w:t>
+              <w:t>구르기 (대쉬)</w:t>
+            </w:r>
+          </w:p>
+          <w:p>
+            <w:r>
+              <w:rPr>
+                <w:rFonts w:hint="eastAsia"/>
+              </w:rPr>
+              <w:t>패링 {* 추후 구현}</w:t>
             </w:r>
           </w:p>
           <w:p>
@@ -1679,13 +1510,7 @@
               <w:t>…</w:t>
             </w:r>
           </w:p>
-          <w:p>
-            <w:pPr>
-              <w:rPr>
-                <w:rFonts w:hint="eastAsia"/>
-              </w:rPr>
-            </w:pPr>
-          </w:p>
+          <w:p/>
         </w:tc>
         <w:tc>
           <w:tcPr>
@@ -1721,21 +1546,14 @@
             </w:r>
           </w:p>
           <w:p>
-            <w:proofErr w:type="spellStart"/>
             <w:r>
               <w:rPr>
                 <w:rFonts w:hint="eastAsia"/>
               </w:rPr>
               <w:t>스포너</w:t>
             </w:r>
-            <w:proofErr w:type="spellEnd"/>
-          </w:p>
-          <w:p>
-            <w:pPr>
-              <w:rPr>
-                <w:rFonts w:hint="eastAsia"/>
-              </w:rPr>
-            </w:pPr>
+          </w:p>
+          <w:p>
             <w:r>
               <w:rPr>
                 <w:rFonts w:hint="eastAsia"/>
@@ -1773,25 +1591,7 @@
                 <w:sz w:val="18"/>
                 <w:szCs w:val="18"/>
               </w:rPr>
-              <w:t>(</w:t>
-            </w:r>
-            <w:proofErr w:type="spellStart"/>
-            <w:r>
-              <w:rPr>
-                <w:rFonts w:hint="eastAsia"/>
-                <w:sz w:val="18"/>
-                <w:szCs w:val="18"/>
-              </w:rPr>
-              <w:t>Telegraph</w:t>
-            </w:r>
-            <w:proofErr w:type="spellEnd"/>
-            <w:r>
-              <w:rPr>
-                <w:rFonts w:hint="eastAsia"/>
-                <w:sz w:val="18"/>
-                <w:szCs w:val="18"/>
-              </w:rPr>
-              <w:t>)</w:t>
+              <w:t>(Telegraph)</w:t>
             </w:r>
           </w:p>
           <w:p>
@@ -1803,19 +1603,11 @@
             </w:r>
           </w:p>
           <w:p>
-            <w:proofErr w:type="spellStart"/>
-            <w:r>
-              <w:rPr>
-                <w:rFonts w:hint="eastAsia"/>
-              </w:rPr>
-              <w:t>페이즈별</w:t>
-            </w:r>
-            <w:proofErr w:type="spellEnd"/>
-            <w:r>
-              <w:rPr>
-                <w:rFonts w:hint="eastAsia"/>
-              </w:rPr>
-              <w:t xml:space="preserve"> 변화</w:t>
+            <w:r>
+              <w:rPr>
+                <w:rFonts w:hint="eastAsia"/>
+              </w:rPr>
+              <w:t>페이즈별 변화</w:t>
             </w:r>
           </w:p>
           <w:p>
@@ -1835,11 +1627,6 @@
             </w:r>
           </w:p>
           <w:p>
-            <w:pPr>
-              <w:rPr>
-                <w:rFonts w:hint="eastAsia"/>
-              </w:rPr>
-            </w:pPr>
             <w:r>
               <w:rPr>
                 <w:rFonts w:hint="eastAsia"/>
@@ -1862,7 +1649,6 @@
           <w:p>
             <w:pPr>
               <w:rPr>
-                <w:rFonts w:hint="eastAsia"/>
                 <w:b/>
                 <w:bCs/>
               </w:rPr>
@@ -1890,7 +1676,6 @@
           <w:p>
             <w:pPr>
               <w:rPr>
-                <w:rFonts w:hint="eastAsia"/>
                 <w:b/>
                 <w:bCs/>
               </w:rPr>
@@ -1917,7 +1702,6 @@
           <w:p>
             <w:pPr>
               <w:rPr>
-                <w:rFonts w:hint="eastAsia"/>
                 <w:b/>
                 <w:bCs/>
               </w:rPr>
@@ -1971,11 +1755,6 @@
             </w:r>
           </w:p>
           <w:p>
-            <w:pPr>
-              <w:rPr>
-                <w:rFonts w:hint="eastAsia"/>
-              </w:rPr>
-            </w:pPr>
             <w:r>
               <w:rPr>
                 <w:rFonts w:hint="eastAsia"/>
@@ -1984,13 +1763,7 @@
             </w:r>
           </w:p>
           <w:p/>
-          <w:p>
-            <w:pPr>
-              <w:rPr>
-                <w:rFonts w:hint="eastAsia"/>
-              </w:rPr>
-            </w:pPr>
-          </w:p>
+          <w:p/>
         </w:tc>
         <w:tc>
           <w:tcPr>
@@ -2026,11 +1799,6 @@
             </w:r>
           </w:p>
           <w:p>
-            <w:pPr>
-              <w:rPr>
-                <w:rFonts w:hint="eastAsia"/>
-              </w:rPr>
-            </w:pPr>
             <w:r>
               <w:rPr>
                 <w:rFonts w:hint="eastAsia"/>
@@ -2080,11 +1848,6 @@
             </w:r>
           </w:p>
           <w:p>
-            <w:pPr>
-              <w:rPr>
-                <w:rFonts w:hint="eastAsia"/>
-              </w:rPr>
-            </w:pPr>
             <w:r>
               <w:rPr>
                 <w:rFonts w:hint="eastAsia"/>
@@ -2092,13 +1855,7 @@
               <w:t>…</w:t>
             </w:r>
           </w:p>
-          <w:p>
-            <w:pPr>
-              <w:rPr>
-                <w:rFonts w:hint="eastAsia"/>
-              </w:rPr>
-            </w:pPr>
-          </w:p>
+          <w:p/>
         </w:tc>
       </w:tr>
     </w:tbl>
@@ -2190,6 +1947,277 @@
       </w:r>
     </w:p>
     <w:p/>
+    <w:p>
+      <w:r>
+        <w:rPr>
+          <w:rFonts w:hint="eastAsia"/>
+        </w:rPr>
+        <w:t>보스 No.1 구상안</w:t>
+      </w:r>
+    </w:p>
+    <w:p>
+      <w:pPr>
+        <w:pStyle w:val="af0"/>
+        <w:numPr>
+          <w:ilvl w:val="0"/>
+          <w:numId w:val="8"/>
+        </w:numPr>
+        <w:ind w:leftChars="0"/>
+      </w:pPr>
+      <w:r>
+        <w:rPr>
+          <w:rFonts w:hint="eastAsia"/>
+        </w:rPr>
+        <w:t>돌진</w:t>
+      </w:r>
+    </w:p>
+    <w:p>
+      <w:pPr>
+        <w:pStyle w:val="af0"/>
+        <w:numPr>
+          <w:ilvl w:val="0"/>
+          <w:numId w:val="8"/>
+        </w:numPr>
+        <w:ind w:leftChars="0"/>
+      </w:pPr>
+      <w:r>
+        <w:rPr>
+          <w:rFonts w:hint="eastAsia"/>
+        </w:rPr>
+        <w:t>할퀴기 {근접 광범위 / 측면 회피를 유도} [ 기본 공격]</w:t>
+      </w:r>
+    </w:p>
+    <w:p>
+      <w:pPr>
+        <w:pStyle w:val="af0"/>
+        <w:numPr>
+          <w:ilvl w:val="1"/>
+          <w:numId w:val="8"/>
+        </w:numPr>
+        <w:ind w:leftChars="0"/>
+      </w:pPr>
+      <w:r>
+        <w:rPr>
+          <w:rFonts w:hint="eastAsia"/>
+        </w:rPr>
+        <w:t>마구 할퀴기 {후면 회피를 유도}</w:t>
+      </w:r>
+    </w:p>
+    <w:p>
+      <w:pPr>
+        <w:pStyle w:val="af0"/>
+        <w:numPr>
+          <w:ilvl w:val="0"/>
+          <w:numId w:val="8"/>
+        </w:numPr>
+        <w:ind w:leftChars="0"/>
+      </w:pPr>
+      <w:r>
+        <w:rPr>
+          <w:rFonts w:hint="eastAsia"/>
+        </w:rPr>
+        <w:t>폭주 {페이즈 개념}</w:t>
+      </w:r>
+    </w:p>
+    <w:p>
+      <w:pPr>
+        <w:pStyle w:val="af0"/>
+        <w:numPr>
+          <w:ilvl w:val="0"/>
+          <w:numId w:val="8"/>
+        </w:numPr>
+        <w:ind w:leftChars="0"/>
+      </w:pPr>
+      <w:r>
+        <w:rPr>
+          <w:rFonts w:hint="eastAsia"/>
+        </w:rPr>
+        <w:t>독성 물질 분출 {원거리 투사체 공격}</w:t>
+      </w:r>
+    </w:p>
+    <w:p>
+      <w:pPr>
+        <w:pStyle w:val="af0"/>
+        <w:numPr>
+          <w:ilvl w:val="0"/>
+          <w:numId w:val="8"/>
+        </w:numPr>
+        <w:ind w:leftChars="0"/>
+      </w:pPr>
+      <w:r>
+        <w:rPr>
+          <w:rFonts w:hint="eastAsia"/>
+        </w:rPr>
+        <w:t>독성 장판</w:t>
+      </w:r>
+    </w:p>
+    <w:p>
+      <w:pPr>
+        <w:rPr>
+          <w:rFonts w:hint="eastAsia"/>
+        </w:rPr>
+      </w:pPr>
+      <w:r>
+        <w:rPr>
+          <w:rFonts w:hint="eastAsia"/>
+        </w:rPr>
+        <w:t>전조는 확실하게, 범위 표시 지양</w:t>
+      </w:r>
+    </w:p>
+    <w:p>
+      <w:r>
+        <w:br w:type="page"/>
+      </w:r>
+    </w:p>
+    <w:p>
+      <w:r>
+        <w:rPr>
+          <w:rFonts w:hint="eastAsia"/>
+        </w:rPr>
+        <w:lastRenderedPageBreak/>
+        <w:t>[움직임]</w:t>
+      </w:r>
+    </w:p>
+    <w:p>
+      <w:r>
+        <w:rPr>
+          <w:rFonts w:hint="eastAsia"/>
+        </w:rPr>
+        <w:t>레버 움직임 8방향 체크 必</w:t>
+      </w:r>
+    </w:p>
+    <w:p>
+      <w:r>
+        <w:rPr>
+          <w:rFonts w:hint="eastAsia"/>
+        </w:rPr>
+        <w:t>구르기 무적 적용 必</w:t>
+      </w:r>
+    </w:p>
+    <w:p/>
+    <w:p>
+      <w:r>
+        <w:rPr>
+          <w:rFonts w:hint="eastAsia"/>
+        </w:rPr>
+        <w:t>[탄환]</w:t>
+      </w:r>
+    </w:p>
+    <w:p>
+      <w:pPr>
+        <w:rPr>
+          <w:rFonts w:hint="eastAsia"/>
+        </w:rPr>
+      </w:pPr>
+      <w:r>
+        <w:rPr>
+          <w:rFonts w:hint="eastAsia"/>
+        </w:rPr>
+        <w:t>사거리 설정 체크</w:t>
+      </w:r>
+    </w:p>
+    <w:p>
+      <w:r>
+        <w:rPr>
+          <w:rFonts w:hint="eastAsia"/>
+        </w:rPr>
+        <w:t>오브젝트 풀링 사용 체크</w:t>
+      </w:r>
+    </w:p>
+    <w:p>
+      <w:r>
+        <w:rPr>
+          <w:rFonts w:hint="eastAsia"/>
+        </w:rPr>
+        <w:t>몬스터에게 정확한 타격이 들어가는지 체크</w:t>
+      </w:r>
+    </w:p>
+    <w:p/>
+    <w:p>
+      <w:r>
+        <w:rPr>
+          <w:rFonts w:hint="eastAsia"/>
+        </w:rPr>
+        <w:t>[팀 규칙]</w:t>
+      </w:r>
+    </w:p>
+    <w:p>
+      <w:r>
+        <w:rPr>
+          <w:rFonts w:hint="eastAsia"/>
+        </w:rPr>
+        <w:t>노션에 클래스명 명시 필요</w:t>
+      </w:r>
+    </w:p>
+    <w:p>
+      <w:r>
+        <w:rPr>
+          <w:rFonts w:hint="eastAsia"/>
+        </w:rPr>
+        <w:t>예외처리 == 잠재적 문제 사항 기록 필요</w:t>
+      </w:r>
+    </w:p>
+    <w:p/>
+    <w:p>
+      <w:r>
+        <w:rPr>
+          <w:rFonts w:hint="eastAsia"/>
+        </w:rPr>
+        <w:t>약공격 5개</w:t>
+      </w:r>
+    </w:p>
+    <w:p>
+      <w:r>
+        <w:rPr>
+          <w:rFonts w:hint="eastAsia"/>
+        </w:rPr>
+        <w:t>강공격 5개</w:t>
+      </w:r>
+    </w:p>
+    <w:p>
+      <w:r>
+        <w:rPr>
+          <w:rFonts w:hint="eastAsia"/>
+        </w:rPr>
+        <w:t>전략 10개</w:t>
+      </w:r>
+    </w:p>
+    <w:p>
+      <w:r>
+        <w:rPr>
+          <w:rFonts w:hint="eastAsia"/>
+        </w:rPr>
+        <w:t>유물 15개</w:t>
+      </w:r>
+    </w:p>
+    <w:p>
+      <w:r>
+        <w:rPr>
+          <w:rFonts w:hint="eastAsia"/>
+        </w:rPr>
+        <w:t>증강 15개</w:t>
+      </w:r>
+    </w:p>
+    <w:p>
+      <w:pPr>
+        <w:rPr>
+          <w:rFonts w:hint="eastAsia"/>
+        </w:rPr>
+      </w:pPr>
+      <w:r>
+        <w:rPr>
+          <w:rFonts w:hint="eastAsia"/>
+        </w:rPr>
+        <w:t>데이터 필요</w:t>
+      </w:r>
+    </w:p>
+    <w:p>
+      <w:pPr>
+        <w:rPr>
+          <w:rFonts w:hint="eastAsia"/>
+        </w:rPr>
+      </w:pPr>
+    </w:p>
     <w:p>
       <w:pPr>
         <w:rPr>
@@ -2712,6 +2740,127 @@
     </w:lvl>
   </w:abstractNum>
   <w:abstractNum w:abstractNumId="4" w15:restartNumberingAfterBreak="0">
+    <w:nsid w:val="44150D0C"/>
+    <w:multiLevelType w:val="multilevel"/>
+    <w:tmpl w:val="37148696"/>
+    <w:lvl w:ilvl="0">
+      <w:start w:val="1"/>
+      <w:numFmt w:val="decimal"/>
+      <w:lvlText w:val="%1."/>
+      <w:lvlJc w:val="left"/>
+      <w:pPr>
+        <w:ind w:left="800" w:hanging="360"/>
+      </w:pPr>
+      <w:rPr>
+        <w:rFonts w:hint="default"/>
+      </w:rPr>
+    </w:lvl>
+    <w:lvl w:ilvl="1">
+      <w:start w:val="1"/>
+      <w:numFmt w:val="decimal"/>
+      <w:isLgl/>
+      <w:lvlText w:val="%1.%2"/>
+      <w:lvlJc w:val="left"/>
+      <w:pPr>
+        <w:ind w:left="815" w:hanging="375"/>
+      </w:pPr>
+      <w:rPr>
+        <w:rFonts w:hint="default"/>
+      </w:rPr>
+    </w:lvl>
+    <w:lvl w:ilvl="2">
+      <w:start w:val="1"/>
+      <w:numFmt w:val="decimal"/>
+      <w:isLgl/>
+      <w:lvlText w:val="%1.%2.%3"/>
+      <w:lvlJc w:val="left"/>
+      <w:pPr>
+        <w:ind w:left="815" w:hanging="375"/>
+      </w:pPr>
+      <w:rPr>
+        <w:rFonts w:hint="default"/>
+      </w:rPr>
+    </w:lvl>
+    <w:lvl w:ilvl="3">
+      <w:start w:val="1"/>
+      <w:numFmt w:val="decimal"/>
+      <w:isLgl/>
+      <w:lvlText w:val="%1.%2.%3.%4"/>
+      <w:lvlJc w:val="left"/>
+      <w:pPr>
+        <w:ind w:left="815" w:hanging="375"/>
+      </w:pPr>
+      <w:rPr>
+        <w:rFonts w:hint="default"/>
+      </w:rPr>
+    </w:lvl>
+    <w:lvl w:ilvl="4">
+      <w:start w:val="1"/>
+      <w:numFmt w:val="decimal"/>
+      <w:isLgl/>
+      <w:lvlText w:val="%1.%2.%3.%4.%5"/>
+      <w:lvlJc w:val="left"/>
+      <w:pPr>
+        <w:ind w:left="815" w:hanging="375"/>
+      </w:pPr>
+      <w:rPr>
+        <w:rFonts w:hint="default"/>
+      </w:rPr>
+    </w:lvl>
+    <w:lvl w:ilvl="5">
+      <w:start w:val="1"/>
+      <w:numFmt w:val="decimal"/>
+      <w:isLgl/>
+      <w:lvlText w:val="%1.%2.%3.%4.%5.%6"/>
+      <w:lvlJc w:val="left"/>
+      <w:pPr>
+        <w:ind w:left="815" w:hanging="375"/>
+      </w:pPr>
+      <w:rPr>
+        <w:rFonts w:hint="default"/>
+      </w:rPr>
+    </w:lvl>
+    <w:lvl w:ilvl="6">
+      <w:start w:val="1"/>
+      <w:numFmt w:val="decimal"/>
+      <w:isLgl/>
+      <w:lvlText w:val="%1.%2.%3.%4.%5.%6.%7"/>
+      <w:lvlJc w:val="left"/>
+      <w:pPr>
+        <w:ind w:left="815" w:hanging="375"/>
+      </w:pPr>
+      <w:rPr>
+        <w:rFonts w:hint="default"/>
+      </w:rPr>
+    </w:lvl>
+    <w:lvl w:ilvl="7">
+      <w:start w:val="1"/>
+      <w:numFmt w:val="decimal"/>
+      <w:isLgl/>
+      <w:lvlText w:val="%1.%2.%3.%4.%5.%6.%7.%8"/>
+      <w:lvlJc w:val="left"/>
+      <w:pPr>
+        <w:ind w:left="815" w:hanging="375"/>
+      </w:pPr>
+      <w:rPr>
+        <w:rFonts w:hint="default"/>
+      </w:rPr>
+    </w:lvl>
+    <w:lvl w:ilvl="8">
+      <w:start w:val="1"/>
+      <w:numFmt w:val="decimal"/>
+      <w:isLgl/>
+      <w:lvlText w:val="%1.%2.%3.%4.%5.%6.%7.%8.%9"/>
+      <w:lvlJc w:val="left"/>
+      <w:pPr>
+        <w:ind w:left="815" w:hanging="375"/>
+      </w:pPr>
+      <w:rPr>
+        <w:rFonts w:hint="default"/>
+      </w:rPr>
+    </w:lvl>
+  </w:abstractNum>
+  <w:abstractNum w:abstractNumId="5" w15:restartNumberingAfterBreak="0">
     <w:nsid w:val="55672658"/>
     <w:multiLevelType w:val="multilevel"/>
     <w:tmpl w:val="F844F1C4"/>
@@ -2824,7 +2973,7 @@
       </w:rPr>
     </w:lvl>
   </w:abstractNum>
-  <w:abstractNum w:abstractNumId="5" w15:restartNumberingAfterBreak="0">
+  <w:abstractNum w:abstractNumId="6" w15:restartNumberingAfterBreak="0">
     <w:nsid w:val="66DA735A"/>
     <w:multiLevelType w:val="multilevel"/>
     <w:tmpl w:val="27AA1DE4"/>
@@ -2937,7 +3086,7 @@
       </w:rPr>
     </w:lvl>
   </w:abstractNum>
-  <w:abstractNum w:abstractNumId="6" w15:restartNumberingAfterBreak="0">
+  <w:abstractNum w:abstractNumId="7" w15:restartNumberingAfterBreak="0">
     <w:nsid w:val="6EB725F4"/>
     <w:multiLevelType w:val="multilevel"/>
     <w:tmpl w:val="6264F9C4"/>
@@ -3051,25 +3200,28 @@
     </w:lvl>
   </w:abstractNum>
   <w:num w:numId="1" w16cid:durableId="1156074716">
-    <w:abstractNumId w:val="4"/>
+    <w:abstractNumId w:val="5"/>
   </w:num>
   <w:num w:numId="2" w16cid:durableId="526528781">
     <w:abstractNumId w:val="0"/>
   </w:num>
   <w:num w:numId="3" w16cid:durableId="873421322">
-    <w:abstractNumId w:val="5"/>
+    <w:abstractNumId w:val="6"/>
   </w:num>
   <w:num w:numId="4" w16cid:durableId="1143959996">
     <w:abstractNumId w:val="1"/>
   </w:num>
   <w:num w:numId="5" w16cid:durableId="256788115">
-    <w:abstractNumId w:val="6"/>
+    <w:abstractNumId w:val="7"/>
   </w:num>
   <w:num w:numId="6" w16cid:durableId="1764181737">
     <w:abstractNumId w:val="2"/>
   </w:num>
   <w:num w:numId="7" w16cid:durableId="1665160584">
     <w:abstractNumId w:val="3"/>
+  </w:num>
+  <w:num w:numId="8" w16cid:durableId="98989785">
+    <w:abstractNumId w:val="4"/>
   </w:num>
 </w:numbering>
 </file>
@@ -3776,6 +3928,16 @@
     <w:uiPriority w:val="99"/>
     <w:rsid w:val="009F5E0F"/>
   </w:style>
+  <w:style w:type="paragraph" w:styleId="af0">
+    <w:name w:val="List Paragraph"/>
+    <w:basedOn w:val="a"/>
+    <w:uiPriority w:val="34"/>
+    <w:qFormat/>
+    <w:rsid w:val="002E20C7"/>
+    <w:pPr>
+      <w:ind w:leftChars="400" w:left="800"/>
+    </w:pPr>
+  </w:style>
 </w:styles>
 </file>
 

--- a/26.10.20 팀회의록.docx
+++ b/26.10.20 팀회의록.docx
@@ -795,11 +795,19 @@
       </w:r>
     </w:p>
     <w:p>
-      <w:r>
-        <w:rPr>
-          <w:rFonts w:hint="eastAsia"/>
-        </w:rPr>
-        <w:t xml:space="preserve">아포칼립스 </w:t>
+      <w:proofErr w:type="spellStart"/>
+      <w:r>
+        <w:rPr>
+          <w:rFonts w:hint="eastAsia"/>
+        </w:rPr>
+        <w:t>아포칼립스</w:t>
+      </w:r>
+      <w:proofErr w:type="spellEnd"/>
+      <w:r>
+        <w:rPr>
+          <w:rFonts w:hint="eastAsia"/>
+        </w:rPr>
+        <w:t xml:space="preserve"> </w:t>
       </w:r>
       <w:r>
         <w:t>–</w:t>
@@ -1152,13 +1160,23 @@
                 <w:szCs w:val="20"/>
               </w:rPr>
             </w:pPr>
+            <w:proofErr w:type="spellStart"/>
             <w:r>
               <w:rPr>
                 <w:rFonts w:hint="eastAsia"/>
                 <w:sz w:val="20"/>
                 <w:szCs w:val="20"/>
               </w:rPr>
-              <w:t>Pl 조작, 접촉, 공격</w:t>
+              <w:t>Pl</w:t>
+            </w:r>
+            <w:proofErr w:type="spellEnd"/>
+            <w:r>
+              <w:rPr>
+                <w:rFonts w:hint="eastAsia"/>
+                <w:sz w:val="20"/>
+                <w:szCs w:val="20"/>
+              </w:rPr>
+              <w:t xml:space="preserve"> 조작, 접촉, 공격</w:t>
             </w:r>
           </w:p>
         </w:tc>
@@ -1483,15 +1501,37 @@
               <w:rPr>
                 <w:rFonts w:hint="eastAsia"/>
               </w:rPr>
-              <w:t>구르기 (대쉬)</w:t>
-            </w:r>
-          </w:p>
-          <w:p>
-            <w:r>
-              <w:rPr>
-                <w:rFonts w:hint="eastAsia"/>
-              </w:rPr>
-              <w:t>패링 {* 추후 구현}</w:t>
+              <w:t>구르기 (</w:t>
+            </w:r>
+            <w:proofErr w:type="spellStart"/>
+            <w:r>
+              <w:rPr>
+                <w:rFonts w:hint="eastAsia"/>
+              </w:rPr>
+              <w:t>대쉬</w:t>
+            </w:r>
+            <w:proofErr w:type="spellEnd"/>
+            <w:r>
+              <w:rPr>
+                <w:rFonts w:hint="eastAsia"/>
+              </w:rPr>
+              <w:t>)</w:t>
+            </w:r>
+          </w:p>
+          <w:p>
+            <w:proofErr w:type="spellStart"/>
+            <w:r>
+              <w:rPr>
+                <w:rFonts w:hint="eastAsia"/>
+              </w:rPr>
+              <w:t>패링</w:t>
+            </w:r>
+            <w:proofErr w:type="spellEnd"/>
+            <w:r>
+              <w:rPr>
+                <w:rFonts w:hint="eastAsia"/>
+              </w:rPr>
+              <w:t xml:space="preserve"> {* 추후 구현}</w:t>
             </w:r>
           </w:p>
           <w:p>
@@ -1546,12 +1586,14 @@
             </w:r>
           </w:p>
           <w:p>
+            <w:proofErr w:type="spellStart"/>
             <w:r>
               <w:rPr>
                 <w:rFonts w:hint="eastAsia"/>
               </w:rPr>
               <w:t>스포너</w:t>
             </w:r>
+            <w:proofErr w:type="spellEnd"/>
           </w:p>
           <w:p>
             <w:r>
@@ -1591,7 +1633,25 @@
                 <w:sz w:val="18"/>
                 <w:szCs w:val="18"/>
               </w:rPr>
-              <w:t>(Telegraph)</w:t>
+              <w:t>(</w:t>
+            </w:r>
+            <w:proofErr w:type="spellStart"/>
+            <w:r>
+              <w:rPr>
+                <w:rFonts w:hint="eastAsia"/>
+                <w:sz w:val="18"/>
+                <w:szCs w:val="18"/>
+              </w:rPr>
+              <w:t>Telegraph</w:t>
+            </w:r>
+            <w:proofErr w:type="spellEnd"/>
+            <w:r>
+              <w:rPr>
+                <w:rFonts w:hint="eastAsia"/>
+                <w:sz w:val="18"/>
+                <w:szCs w:val="18"/>
+              </w:rPr>
+              <w:t>)</w:t>
             </w:r>
           </w:p>
           <w:p>
@@ -1603,11 +1663,19 @@
             </w:r>
           </w:p>
           <w:p>
-            <w:r>
-              <w:rPr>
-                <w:rFonts w:hint="eastAsia"/>
-              </w:rPr>
-              <w:t>페이즈별 변화</w:t>
+            <w:proofErr w:type="spellStart"/>
+            <w:r>
+              <w:rPr>
+                <w:rFonts w:hint="eastAsia"/>
+              </w:rPr>
+              <w:t>페이즈별</w:t>
+            </w:r>
+            <w:proofErr w:type="spellEnd"/>
+            <w:r>
+              <w:rPr>
+                <w:rFonts w:hint="eastAsia"/>
+              </w:rPr>
+              <w:t xml:space="preserve"> 변화</w:t>
             </w:r>
           </w:p>
           <w:p>
@@ -1881,11 +1949,27 @@
       </w:r>
     </w:p>
     <w:p>
-      <w:r>
-        <w:rPr>
-          <w:rFonts w:hint="eastAsia"/>
-        </w:rPr>
-        <w:t xml:space="preserve">{ 스탯 특화 형, 공격력 </w:t>
+      <w:proofErr w:type="gramStart"/>
+      <w:r>
+        <w:rPr>
+          <w:rFonts w:hint="eastAsia"/>
+        </w:rPr>
+        <w:t xml:space="preserve">{ </w:t>
+      </w:r>
+      <w:proofErr w:type="spellStart"/>
+      <w:r>
+        <w:rPr>
+          <w:rFonts w:hint="eastAsia"/>
+        </w:rPr>
+        <w:t>스탯</w:t>
+      </w:r>
+      <w:proofErr w:type="spellEnd"/>
+      <w:proofErr w:type="gramEnd"/>
+      <w:r>
+        <w:rPr>
+          <w:rFonts w:hint="eastAsia"/>
+        </w:rPr>
+        <w:t xml:space="preserve"> 특화 형, 공격력 </w:t>
       </w:r>
       <w:r>
         <w:rPr>
@@ -1943,8 +2027,30 @@
         <w:rPr>
           <w:rFonts w:hint="eastAsia"/>
         </w:rPr>
-        <w:t>, 디버프 형 }</w:t>
-      </w:r>
+        <w:t xml:space="preserve">, </w:t>
+      </w:r>
+      <w:proofErr w:type="spellStart"/>
+      <w:r>
+        <w:rPr>
+          <w:rFonts w:hint="eastAsia"/>
+        </w:rPr>
+        <w:t>디버프</w:t>
+      </w:r>
+      <w:proofErr w:type="spellEnd"/>
+      <w:r>
+        <w:rPr>
+          <w:rFonts w:hint="eastAsia"/>
+        </w:rPr>
+        <w:t xml:space="preserve"> </w:t>
+      </w:r>
+      <w:proofErr w:type="gramStart"/>
+      <w:r>
+        <w:rPr>
+          <w:rFonts w:hint="eastAsia"/>
+        </w:rPr>
+        <w:t>형 }</w:t>
+      </w:r>
+      <w:proofErr w:type="gramEnd"/>
     </w:p>
     <w:p/>
     <w:p>
@@ -1952,8 +2058,16 @@
         <w:rPr>
           <w:rFonts w:hint="eastAsia"/>
         </w:rPr>
-        <w:t>보스 No.1 구상안</w:t>
-      </w:r>
+        <w:t xml:space="preserve">보스 No.1 </w:t>
+      </w:r>
+      <w:proofErr w:type="spellStart"/>
+      <w:r>
+        <w:rPr>
+          <w:rFonts w:hint="eastAsia"/>
+        </w:rPr>
+        <w:t>구상안</w:t>
+      </w:r>
+      <w:proofErr w:type="spellEnd"/>
     </w:p>
     <w:p>
       <w:pPr>
@@ -1984,7 +2098,35 @@
         <w:rPr>
           <w:rFonts w:hint="eastAsia"/>
         </w:rPr>
-        <w:t>할퀴기 {근접 광범위 / 측면 회피를 유도} [ 기본 공격]</w:t>
+        <w:t xml:space="preserve">할퀴기 {근접 </w:t>
+      </w:r>
+      <w:proofErr w:type="gramStart"/>
+      <w:r>
+        <w:rPr>
+          <w:rFonts w:hint="eastAsia"/>
+        </w:rPr>
+        <w:t>광범위 /</w:t>
+      </w:r>
+      <w:proofErr w:type="gramEnd"/>
+      <w:r>
+        <w:rPr>
+          <w:rFonts w:hint="eastAsia"/>
+        </w:rPr>
+        <w:t xml:space="preserve"> 측면 회피를 유도} </w:t>
+      </w:r>
+      <w:proofErr w:type="gramStart"/>
+      <w:r>
+        <w:rPr>
+          <w:rFonts w:hint="eastAsia"/>
+        </w:rPr>
+        <w:t>[ 기본</w:t>
+      </w:r>
+      <w:proofErr w:type="gramEnd"/>
+      <w:r>
+        <w:rPr>
+          <w:rFonts w:hint="eastAsia"/>
+        </w:rPr>
+        <w:t xml:space="preserve"> 공격]</w:t>
       </w:r>
     </w:p>
     <w:p>
@@ -2016,7 +2158,21 @@
         <w:rPr>
           <w:rFonts w:hint="eastAsia"/>
         </w:rPr>
-        <w:t>폭주 {페이즈 개념}</w:t>
+        <w:t>폭주 {</w:t>
+      </w:r>
+      <w:proofErr w:type="spellStart"/>
+      <w:r>
+        <w:rPr>
+          <w:rFonts w:hint="eastAsia"/>
+        </w:rPr>
+        <w:t>페이즈</w:t>
+      </w:r>
+      <w:proofErr w:type="spellEnd"/>
+      <w:r>
+        <w:rPr>
+          <w:rFonts w:hint="eastAsia"/>
+        </w:rPr>
+        <w:t xml:space="preserve"> 개념}</w:t>
       </w:r>
     </w:p>
     <w:p>
@@ -2052,11 +2208,6 @@
       </w:r>
     </w:p>
     <w:p>
-      <w:pPr>
-        <w:rPr>
-          <w:rFonts w:hint="eastAsia"/>
-        </w:rPr>
-      </w:pPr>
       <w:r>
         <w:rPr>
           <w:rFonts w:hint="eastAsia"/>
@@ -2104,11 +2255,6 @@
       </w:r>
     </w:p>
     <w:p>
-      <w:pPr>
-        <w:rPr>
-          <w:rFonts w:hint="eastAsia"/>
-        </w:rPr>
-      </w:pPr>
       <w:r>
         <w:rPr>
           <w:rFonts w:hint="eastAsia"/>
@@ -2121,7 +2267,21 @@
         <w:rPr>
           <w:rFonts w:hint="eastAsia"/>
         </w:rPr>
-        <w:t>오브젝트 풀링 사용 체크</w:t>
+        <w:t xml:space="preserve">오브젝트 </w:t>
+      </w:r>
+      <w:proofErr w:type="spellStart"/>
+      <w:r>
+        <w:rPr>
+          <w:rFonts w:hint="eastAsia"/>
+        </w:rPr>
+        <w:t>풀링</w:t>
+      </w:r>
+      <w:proofErr w:type="spellEnd"/>
+      <w:r>
+        <w:rPr>
+          <w:rFonts w:hint="eastAsia"/>
+        </w:rPr>
+        <w:t xml:space="preserve"> 사용 체크</w:t>
       </w:r>
     </w:p>
     <w:p>
@@ -2142,11 +2302,19 @@
       </w:r>
     </w:p>
     <w:p>
-      <w:r>
-        <w:rPr>
-          <w:rFonts w:hint="eastAsia"/>
-        </w:rPr>
-        <w:t>노션에 클래스명 명시 필요</w:t>
+      <w:proofErr w:type="spellStart"/>
+      <w:r>
+        <w:rPr>
+          <w:rFonts w:hint="eastAsia"/>
+        </w:rPr>
+        <w:t>노션에</w:t>
+      </w:r>
+      <w:proofErr w:type="spellEnd"/>
+      <w:r>
+        <w:rPr>
+          <w:rFonts w:hint="eastAsia"/>
+        </w:rPr>
+        <w:t xml:space="preserve"> 클래스명 명시 필요</w:t>
       </w:r>
     </w:p>
     <w:p>
@@ -2159,19 +2327,35 @@
     </w:p>
     <w:p/>
     <w:p>
-      <w:r>
-        <w:rPr>
-          <w:rFonts w:hint="eastAsia"/>
-        </w:rPr>
-        <w:t>약공격 5개</w:t>
+      <w:proofErr w:type="spellStart"/>
+      <w:r>
+        <w:rPr>
+          <w:rFonts w:hint="eastAsia"/>
+        </w:rPr>
+        <w:t>약공격</w:t>
+      </w:r>
+      <w:proofErr w:type="spellEnd"/>
+      <w:r>
+        <w:rPr>
+          <w:rFonts w:hint="eastAsia"/>
+        </w:rPr>
+        <w:t xml:space="preserve"> 5개</w:t>
       </w:r>
     </w:p>
     <w:p>
-      <w:r>
-        <w:rPr>
-          <w:rFonts w:hint="eastAsia"/>
-        </w:rPr>
-        <w:t>강공격 5개</w:t>
+      <w:proofErr w:type="spellStart"/>
+      <w:r>
+        <w:rPr>
+          <w:rFonts w:hint="eastAsia"/>
+        </w:rPr>
+        <w:t>강공격</w:t>
+      </w:r>
+      <w:proofErr w:type="spellEnd"/>
+      <w:r>
+        <w:rPr>
+          <w:rFonts w:hint="eastAsia"/>
+        </w:rPr>
+        <w:t xml:space="preserve"> 5개</w:t>
       </w:r>
     </w:p>
     <w:p>
@@ -2199,11 +2383,6 @@
       </w:r>
     </w:p>
     <w:p>
-      <w:pPr>
-        <w:rPr>
-          <w:rFonts w:hint="eastAsia"/>
-        </w:rPr>
-      </w:pPr>
       <w:r>
         <w:rPr>
           <w:rFonts w:hint="eastAsia"/>
@@ -2211,20 +2390,7 @@
         <w:t>데이터 필요</w:t>
       </w:r>
     </w:p>
-    <w:p>
-      <w:pPr>
-        <w:rPr>
-          <w:rFonts w:hint="eastAsia"/>
-        </w:rPr>
-      </w:pPr>
-    </w:p>
-    <w:p>
-      <w:pPr>
-        <w:rPr>
-          <w:rFonts w:hint="eastAsia"/>
-        </w:rPr>
-      </w:pPr>
-    </w:p>
+    <w:p/>
     <w:sectPr>
       <w:pgSz w:w="11909" w:h="16834"/>
       <w:pgMar w:top="1440" w:right="1440" w:bottom="1440" w:left="1440" w:header="720" w:footer="720" w:gutter="0"/>
